--- a/templates/bill.docx
+++ b/templates/bill.docx
@@ -592,7 +592,7 @@
               <w:rPr>
                 <w:rFonts w:ascii="Times New Roman" w:hAnsi="Times New Roman"/>
               </w:rPr>
-              <w:t>gadsf</w:t>
+              <w:t>test</w:t>
             </w:r>
           </w:p>
         </w:tc>
@@ -649,7 +649,7 @@
               <w:rPr>
                 <w:rFonts w:ascii="Times New Roman" w:hAnsi="Times New Roman"/>
               </w:rPr>
-              <w:t>ag, gasg</w:t>
+              <w:t>test-test, test</w:t>
             </w:r>
           </w:p>
         </w:tc>

--- a/templates/bill.docx
+++ b/templates/bill.docx
@@ -649,7 +649,7 @@
               <w:rPr>
                 <w:rFonts w:ascii="Times New Roman" w:hAnsi="Times New Roman"/>
               </w:rPr>
-              <w:t>test-test, test</w:t>
+              <w:t>test, test</w:t>
             </w:r>
           </w:p>
         </w:tc>
